--- a/documentación/Casos de Uso/0.0 CU Portal.docx
+++ b/documentación/Casos de Uso/0.0 CU Portal.docx
@@ -936,7 +936,7 @@
     <w:p>
       <w:pPr>
         <w:numPr>
-          <w:ilvl w:val="1"/>
+          <w:ilvl w:val="0"/>
           <w:numId w:val="4"/>
         </w:numPr>
         <w:jc w:val="both"/>
@@ -950,7 +950,23 @@
           <w:rFonts w:ascii="Arial" w:eastAsia="Arial" w:hAnsi="Arial" w:cs="Arial"/>
           <w:lang w:val="es-GT"/>
         </w:rPr>
-        <w:t>Estado de cuenta.</w:t>
+        <w:t xml:space="preserve">El usuario navega por las opciones de su expediente. </w:t>
+      </w:r>
+      <w:r>
+        <w:rPr>
+          <w:rFonts w:ascii="Arial" w:eastAsia="Arial" w:hAnsi="Arial" w:cs="Arial"/>
+          <w:b/>
+          <w:bCs/>
+          <w:lang w:val="es-GT"/>
+        </w:rPr>
+        <w:t>(FA02)</w:t>
+      </w:r>
+      <w:r>
+        <w:rPr>
+          <w:rFonts w:ascii="Arial" w:eastAsia="Arial" w:hAnsi="Arial" w:cs="Arial"/>
+          <w:lang w:val="es-GT"/>
+        </w:rPr>
+        <w:t>.</w:t>
       </w:r>
     </w:p>
     <w:p>
@@ -970,23 +986,7 @@
           <w:rFonts w:ascii="Arial" w:eastAsia="Arial" w:hAnsi="Arial" w:cs="Arial"/>
           <w:lang w:val="es-GT"/>
         </w:rPr>
-        <w:t xml:space="preserve">El usuario navega por las opciones de su expediente. </w:t>
-      </w:r>
-      <w:r>
-        <w:rPr>
-          <w:rFonts w:ascii="Arial" w:eastAsia="Arial" w:hAnsi="Arial" w:cs="Arial"/>
-          <w:b/>
-          <w:bCs/>
-          <w:lang w:val="es-GT"/>
-        </w:rPr>
-        <w:t>(FA02)</w:t>
-      </w:r>
-      <w:r>
-        <w:rPr>
-          <w:rFonts w:ascii="Arial" w:eastAsia="Arial" w:hAnsi="Arial" w:cs="Arial"/>
-          <w:lang w:val="es-GT"/>
-        </w:rPr>
-        <w:t>.</w:t>
+        <w:t>El usuario finaliza su actividad y cierra la sesión de forma segura.</w:t>
       </w:r>
     </w:p>
     <w:p>
@@ -1006,26 +1006,6 @@
           <w:rFonts w:ascii="Arial" w:eastAsia="Arial" w:hAnsi="Arial" w:cs="Arial"/>
           <w:lang w:val="es-GT"/>
         </w:rPr>
-        <w:t>El usuario finaliza su actividad y cierra la sesión de forma segura.</w:t>
-      </w:r>
-    </w:p>
-    <w:p>
-      <w:pPr>
-        <w:numPr>
-          <w:ilvl w:val="0"/>
-          <w:numId w:val="4"/>
-        </w:numPr>
-        <w:jc w:val="both"/>
-        <w:rPr>
-          <w:rFonts w:ascii="Arial" w:eastAsia="Arial" w:hAnsi="Arial" w:cs="Arial"/>
-          <w:lang w:val="es-GT"/>
-        </w:rPr>
-      </w:pPr>
-      <w:r>
-        <w:rPr>
-          <w:rFonts w:ascii="Arial" w:eastAsia="Arial" w:hAnsi="Arial" w:cs="Arial"/>
-          <w:lang w:val="es-GT"/>
-        </w:rPr>
         <w:t>Fin del caso de uso.</w:t>
       </w:r>
     </w:p>
@@ -1086,7 +1066,6 @@
           <w:bCs/>
           <w:lang w:val="es-GT"/>
         </w:rPr>
-        <w:lastRenderedPageBreak/>
         <w:t>FA01: Credenciales de Acceso Incorrectas</w:t>
       </w:r>
       <w:r>
@@ -1114,6 +1093,7 @@
           <w:rFonts w:ascii="Arial" w:eastAsia="Arial" w:hAnsi="Arial" w:cs="Arial"/>
           <w:lang w:val="es-GT"/>
         </w:rPr>
+        <w:lastRenderedPageBreak/>
         <w:t xml:space="preserve">El sistema detecta que los datos no coinciden con el registro. </w:t>
       </w:r>
     </w:p>

--- a/documentación/Casos de Uso/0.0 CU Portal.docx
+++ b/documentación/Casos de Uso/0.0 CU Portal.docx
@@ -764,7 +764,7 @@
           <w:rFonts w:ascii="Arial" w:eastAsia="Arial" w:hAnsi="Arial" w:cs="Arial"/>
           <w:lang w:val="es-GT"/>
         </w:rPr>
-        <w:t xml:space="preserve">El visitante selecciona la opción de registrarse. </w:t>
+        <w:t xml:space="preserve">El visitante selecciona la opción de iniciar sesión e introduce sus credenciales. </w:t>
       </w:r>
       <w:r>
         <w:rPr>
@@ -773,7 +773,14 @@
           <w:bCs/>
           <w:lang w:val="es-GT"/>
         </w:rPr>
-        <w:t>(FA0</w:t>
+        <w:t>(FA01)</w:t>
+      </w:r>
+      <w:r>
+        <w:rPr>
+          <w:rFonts w:ascii="Arial" w:eastAsia="Arial" w:hAnsi="Arial" w:cs="Arial"/>
+          <w:lang w:val="es-GT"/>
+        </w:rPr>
+        <w:t xml:space="preserve"> (</w:t>
       </w:r>
       <w:r>
         <w:rPr>
@@ -782,23 +789,7 @@
           <w:bCs/>
           <w:lang w:val="es-GT"/>
         </w:rPr>
-        <w:t>3</w:t>
-      </w:r>
-      <w:r>
-        <w:rPr>
-          <w:rFonts w:ascii="Arial" w:eastAsia="Arial" w:hAnsi="Arial" w:cs="Arial"/>
-          <w:b/>
-          <w:bCs/>
-          <w:lang w:val="es-GT"/>
-        </w:rPr>
-        <w:t>)</w:t>
-      </w:r>
-      <w:r>
-        <w:rPr>
-          <w:rFonts w:ascii="Arial" w:eastAsia="Arial" w:hAnsi="Arial" w:cs="Arial"/>
-          <w:lang w:val="es-GT"/>
-        </w:rPr>
-        <w:t>.</w:t>
+        <w:t>FA03)</w:t>
       </w:r>
     </w:p>
     <w:p>
@@ -818,7 +809,7 @@
           <w:rFonts w:ascii="Arial" w:eastAsia="Arial" w:hAnsi="Arial" w:cs="Arial"/>
           <w:lang w:val="es-GT"/>
         </w:rPr>
-        <w:t xml:space="preserve">El visitante selecciona la opción de iniciar sesión e introduce sus credenciales. </w:t>
+        <w:t xml:space="preserve">El sistema valida la identidad (RN01) y despliega el </w:t>
       </w:r>
       <w:r>
         <w:rPr>
@@ -827,14 +818,74 @@
           <w:bCs/>
           <w:lang w:val="es-GT"/>
         </w:rPr>
-        <w:t>(FA01)</w:t>
-      </w:r>
-      <w:r>
-        <w:rPr>
-          <w:rFonts w:ascii="Arial" w:eastAsia="Arial" w:hAnsi="Arial" w:cs="Arial"/>
-          <w:lang w:val="es-GT"/>
-        </w:rPr>
-        <w:t>.</w:t>
+        <w:t>Panel Personal</w:t>
+      </w:r>
+      <w:r>
+        <w:rPr>
+          <w:rFonts w:ascii="Arial" w:eastAsia="Arial" w:hAnsi="Arial" w:cs="Arial"/>
+          <w:lang w:val="es-GT"/>
+        </w:rPr>
+        <w:t xml:space="preserve"> con las siguientes opciones:</w:t>
+      </w:r>
+    </w:p>
+    <w:p>
+      <w:pPr>
+        <w:numPr>
+          <w:ilvl w:val="1"/>
+          <w:numId w:val="4"/>
+        </w:numPr>
+        <w:jc w:val="both"/>
+        <w:rPr>
+          <w:rFonts w:ascii="Arial" w:eastAsia="Arial" w:hAnsi="Arial" w:cs="Arial"/>
+          <w:lang w:val="es-GT"/>
+        </w:rPr>
+      </w:pPr>
+      <w:r>
+        <w:rPr>
+          <w:rFonts w:ascii="Arial" w:eastAsia="Arial" w:hAnsi="Arial" w:cs="Arial"/>
+          <w:lang w:val="es-GT"/>
+        </w:rPr>
+        <w:t>Agendar cita.</w:t>
+      </w:r>
+    </w:p>
+    <w:p>
+      <w:pPr>
+        <w:numPr>
+          <w:ilvl w:val="1"/>
+          <w:numId w:val="4"/>
+        </w:numPr>
+        <w:jc w:val="both"/>
+        <w:rPr>
+          <w:rFonts w:ascii="Arial" w:eastAsia="Arial" w:hAnsi="Arial" w:cs="Arial"/>
+          <w:lang w:val="es-GT"/>
+        </w:rPr>
+      </w:pPr>
+      <w:r>
+        <w:rPr>
+          <w:rFonts w:ascii="Arial" w:eastAsia="Arial" w:hAnsi="Arial" w:cs="Arial"/>
+          <w:lang w:val="es-GT"/>
+        </w:rPr>
+        <w:t>Consultar resultados.</w:t>
+      </w:r>
+    </w:p>
+    <w:p>
+      <w:pPr>
+        <w:numPr>
+          <w:ilvl w:val="1"/>
+          <w:numId w:val="4"/>
+        </w:numPr>
+        <w:jc w:val="both"/>
+        <w:rPr>
+          <w:rFonts w:ascii="Arial" w:eastAsia="Arial" w:hAnsi="Arial" w:cs="Arial"/>
+          <w:lang w:val="es-GT"/>
+        </w:rPr>
+      </w:pPr>
+      <w:r>
+        <w:rPr>
+          <w:rFonts w:ascii="Arial" w:eastAsia="Arial" w:hAnsi="Arial" w:cs="Arial"/>
+          <w:lang w:val="es-GT"/>
+        </w:rPr>
+        <w:t>Ver recetas y recordatorios.</w:t>
       </w:r>
     </w:p>
     <w:p>
@@ -854,7 +905,7 @@
           <w:rFonts w:ascii="Arial" w:eastAsia="Arial" w:hAnsi="Arial" w:cs="Arial"/>
           <w:lang w:val="es-GT"/>
         </w:rPr>
-        <w:t xml:space="preserve">El sistema valida la identidad (RN01) y despliega el </w:t>
+        <w:t xml:space="preserve">El usuario navega por las opciones de su expediente. </w:t>
       </w:r>
       <w:r>
         <w:rPr>
@@ -863,74 +914,14 @@
           <w:bCs/>
           <w:lang w:val="es-GT"/>
         </w:rPr>
-        <w:t>Panel Personal</w:t>
-      </w:r>
-      <w:r>
-        <w:rPr>
-          <w:rFonts w:ascii="Arial" w:eastAsia="Arial" w:hAnsi="Arial" w:cs="Arial"/>
-          <w:lang w:val="es-GT"/>
-        </w:rPr>
-        <w:t xml:space="preserve"> con las siguientes opciones:</w:t>
-      </w:r>
-    </w:p>
-    <w:p>
-      <w:pPr>
-        <w:numPr>
-          <w:ilvl w:val="1"/>
-          <w:numId w:val="4"/>
-        </w:numPr>
-        <w:jc w:val="both"/>
-        <w:rPr>
-          <w:rFonts w:ascii="Arial" w:eastAsia="Arial" w:hAnsi="Arial" w:cs="Arial"/>
-          <w:lang w:val="es-GT"/>
-        </w:rPr>
-      </w:pPr>
-      <w:r>
-        <w:rPr>
-          <w:rFonts w:ascii="Arial" w:eastAsia="Arial" w:hAnsi="Arial" w:cs="Arial"/>
-          <w:lang w:val="es-GT"/>
-        </w:rPr>
-        <w:t>Agendar cita.</w:t>
-      </w:r>
-    </w:p>
-    <w:p>
-      <w:pPr>
-        <w:numPr>
-          <w:ilvl w:val="1"/>
-          <w:numId w:val="4"/>
-        </w:numPr>
-        <w:jc w:val="both"/>
-        <w:rPr>
-          <w:rFonts w:ascii="Arial" w:eastAsia="Arial" w:hAnsi="Arial" w:cs="Arial"/>
-          <w:lang w:val="es-GT"/>
-        </w:rPr>
-      </w:pPr>
-      <w:r>
-        <w:rPr>
-          <w:rFonts w:ascii="Arial" w:eastAsia="Arial" w:hAnsi="Arial" w:cs="Arial"/>
-          <w:lang w:val="es-GT"/>
-        </w:rPr>
-        <w:t>Consultar resultados.</w:t>
-      </w:r>
-    </w:p>
-    <w:p>
-      <w:pPr>
-        <w:numPr>
-          <w:ilvl w:val="1"/>
-          <w:numId w:val="4"/>
-        </w:numPr>
-        <w:jc w:val="both"/>
-        <w:rPr>
-          <w:rFonts w:ascii="Arial" w:eastAsia="Arial" w:hAnsi="Arial" w:cs="Arial"/>
-          <w:lang w:val="es-GT"/>
-        </w:rPr>
-      </w:pPr>
-      <w:r>
-        <w:rPr>
-          <w:rFonts w:ascii="Arial" w:eastAsia="Arial" w:hAnsi="Arial" w:cs="Arial"/>
-          <w:lang w:val="es-GT"/>
-        </w:rPr>
-        <w:t>Ver recetas y recordatorios.</w:t>
+        <w:t>(FA02)</w:t>
+      </w:r>
+      <w:r>
+        <w:rPr>
+          <w:rFonts w:ascii="Arial" w:eastAsia="Arial" w:hAnsi="Arial" w:cs="Arial"/>
+          <w:lang w:val="es-GT"/>
+        </w:rPr>
+        <w:t>.</w:t>
       </w:r>
     </w:p>
     <w:p>
@@ -950,23 +941,7 @@
           <w:rFonts w:ascii="Arial" w:eastAsia="Arial" w:hAnsi="Arial" w:cs="Arial"/>
           <w:lang w:val="es-GT"/>
         </w:rPr>
-        <w:t xml:space="preserve">El usuario navega por las opciones de su expediente. </w:t>
-      </w:r>
-      <w:r>
-        <w:rPr>
-          <w:rFonts w:ascii="Arial" w:eastAsia="Arial" w:hAnsi="Arial" w:cs="Arial"/>
-          <w:b/>
-          <w:bCs/>
-          <w:lang w:val="es-GT"/>
-        </w:rPr>
-        <w:t>(FA02)</w:t>
-      </w:r>
-      <w:r>
-        <w:rPr>
-          <w:rFonts w:ascii="Arial" w:eastAsia="Arial" w:hAnsi="Arial" w:cs="Arial"/>
-          <w:lang w:val="es-GT"/>
-        </w:rPr>
-        <w:t>.</w:t>
+        <w:t>El usuario finaliza su actividad y cierra la sesión de forma segura.</w:t>
       </w:r>
     </w:p>
     <w:p>
@@ -986,26 +961,6 @@
           <w:rFonts w:ascii="Arial" w:eastAsia="Arial" w:hAnsi="Arial" w:cs="Arial"/>
           <w:lang w:val="es-GT"/>
         </w:rPr>
-        <w:t>El usuario finaliza su actividad y cierra la sesión de forma segura.</w:t>
-      </w:r>
-    </w:p>
-    <w:p>
-      <w:pPr>
-        <w:numPr>
-          <w:ilvl w:val="0"/>
-          <w:numId w:val="4"/>
-        </w:numPr>
-        <w:jc w:val="both"/>
-        <w:rPr>
-          <w:rFonts w:ascii="Arial" w:eastAsia="Arial" w:hAnsi="Arial" w:cs="Arial"/>
-          <w:lang w:val="es-GT"/>
-        </w:rPr>
-      </w:pPr>
-      <w:r>
-        <w:rPr>
-          <w:rFonts w:ascii="Arial" w:eastAsia="Arial" w:hAnsi="Arial" w:cs="Arial"/>
-          <w:lang w:val="es-GT"/>
-        </w:rPr>
         <w:t>Fin del caso de uso.</w:t>
       </w:r>
     </w:p>
@@ -1093,7 +1048,6 @@
           <w:rFonts w:ascii="Arial" w:eastAsia="Arial" w:hAnsi="Arial" w:cs="Arial"/>
           <w:lang w:val="es-GT"/>
         </w:rPr>
-        <w:lastRenderedPageBreak/>
         <w:t xml:space="preserve">El sistema detecta que los datos no coinciden con el registro. </w:t>
       </w:r>
     </w:p>
@@ -1114,6 +1068,7 @@
           <w:rFonts w:ascii="Arial" w:eastAsia="Arial" w:hAnsi="Arial" w:cs="Arial"/>
           <w:lang w:val="es-GT"/>
         </w:rPr>
+        <w:lastRenderedPageBreak/>
         <w:t>Muestra un mensaje de aviso</w:t>
       </w:r>
     </w:p>
@@ -1631,17 +1586,8 @@
           <w:rFonts w:ascii="Arial" w:eastAsia="Arial" w:hAnsi="Arial" w:cs="Arial"/>
           <w:lang w:val="es-GT"/>
         </w:rPr>
-        <w:t xml:space="preserve">Es sistema registra información de usuario y lo redirige a su </w:t>
-      </w:r>
-      <w:proofErr w:type="spellStart"/>
-      <w:r>
-        <w:rPr>
-          <w:rFonts w:ascii="Arial" w:eastAsia="Arial" w:hAnsi="Arial" w:cs="Arial"/>
-          <w:lang w:val="es-GT"/>
-        </w:rPr>
-        <w:t>dashboard</w:t>
-      </w:r>
-      <w:proofErr w:type="spellEnd"/>
+        <w:t>Es sistema registra información de usuario y lo redirige a su dashboard</w:t>
+      </w:r>
     </w:p>
     <w:p>
       <w:pPr>
